--- a/clases/clase_14/01_Instrucciones.docx
+++ b/clases/clase_14/01_Instrucciones.docx
@@ -1,6 +1,6 @@
 
 <file path=word/document.xml><?xml version="1.0" encoding="utf-8"?>
-<w:document xmlns:wpc="http://schemas.microsoft.com/office/word/2010/wordprocessingCanvas" xmlns:cx="http://schemas.microsoft.com/office/drawing/2014/chartex" xmlns:cx1="http://schemas.microsoft.com/office/drawing/2015/9/8/chartex" xmlns:cx2="http://schemas.microsoft.com/office/drawing/2015/10/21/chartex" xmlns:cx3="http://schemas.microsoft.com/office/drawing/2016/5/9/chartex" xmlns:cx4="http://schemas.microsoft.com/office/drawing/2016/5/10/chartex" xmlns:cx5="http://schemas.microsoft.com/office/drawing/2016/5/11/chartex" xmlns:cx6="http://schemas.microsoft.com/office/drawing/2016/5/12/chartex" xmlns:cx7="http://schemas.microsoft.com/office/drawing/2016/5/13/chartex" xmlns:cx8="http://schemas.microsoft.com/office/drawing/2016/5/14/chartex" xmlns:mc="http://schemas.openxmlformats.org/markup-compatibility/2006" xmlns:aink="http://schemas.microsoft.com/office/drawing/2016/ink" xmlns:am3d="http://schemas.microsoft.com/office/drawing/2017/model3d" xmlns:o="urn:schemas-microsoft-com:office:office" xmlns:oel="http://schemas.microsoft.com/office/2019/extlst" xmlns:r="http://schemas.openxmlformats.org/officeDocument/2006/relationships" xmlns:m="http://schemas.openxmlformats.org/officeDocument/2006/math" xmlns:v="urn:schemas-microsoft-com:vml" xmlns:wp14="http://schemas.microsoft.com/office/word/2010/wordprocessingDrawing" xmlns:wp="http://schemas.openxmlformats.org/drawingml/2006/wordprocessingDrawing" xmlns:w10="urn:schemas-microsoft-com:office:word" xmlns:w="http://schemas.openxmlformats.org/wordprocessingml/2006/main" xmlns:w14="http://schemas.microsoft.com/office/word/2010/wordml" xmlns:w15="http://schemas.microsoft.com/office/word/2012/wordml" xmlns:w16cex="http://schemas.microsoft.com/office/word/2018/wordml/cex" xmlns:w16cid="http://schemas.microsoft.com/office/word/2016/wordml/cid" xmlns:w16="http://schemas.microsoft.com/office/word/2018/wordml" xmlns:w16du="http://schemas.microsoft.com/office/word/2023/wordml/word16du" xmlns:w16sdtdh="http://schemas.microsoft.com/office/word/2020/wordml/sdtdatahash" xmlns:w16se="http://schemas.microsoft.com/office/word/2015/wordml/symex" xmlns:wpg="http://schemas.microsoft.com/office/word/2010/wordprocessingGroup" xmlns:wpi="http://schemas.microsoft.com/office/word/2010/wordprocessingInk" xmlns:wne="http://schemas.microsoft.com/office/word/2006/wordml" xmlns:wps="http://schemas.microsoft.com/office/word/2010/wordprocessingShape" mc:Ignorable="w14 w15 w16se w16cid w16 w16cex w16sdtdh w16du wp14">
+<w:document xmlns:wpc="http://schemas.microsoft.com/office/word/2010/wordprocessingCanvas" xmlns:cx="http://schemas.microsoft.com/office/drawing/2014/chartex" xmlns:cx1="http://schemas.microsoft.com/office/drawing/2015/9/8/chartex" xmlns:cx2="http://schemas.microsoft.com/office/drawing/2015/10/21/chartex" xmlns:cx3="http://schemas.microsoft.com/office/drawing/2016/5/9/chartex" xmlns:cx4="http://schemas.microsoft.com/office/drawing/2016/5/10/chartex" xmlns:cx5="http://schemas.microsoft.com/office/drawing/2016/5/11/chartex" xmlns:cx6="http://schemas.microsoft.com/office/drawing/2016/5/12/chartex" xmlns:cx7="http://schemas.microsoft.com/office/drawing/2016/5/13/chartex" xmlns:cx8="http://schemas.microsoft.com/office/drawing/2016/5/14/chartex" xmlns:mc="http://schemas.openxmlformats.org/markup-compatibility/2006" xmlns:aink="http://schemas.microsoft.com/office/drawing/2016/ink" xmlns:am3d="http://schemas.microsoft.com/office/drawing/2017/model3d" xmlns:o="urn:schemas-microsoft-com:office:office" xmlns:oel="http://schemas.microsoft.com/office/2019/extlst" xmlns:r="http://schemas.openxmlformats.org/officeDocument/2006/relationships" xmlns:m="http://schemas.openxmlformats.org/officeDocument/2006/math" xmlns:v="urn:schemas-microsoft-com:vml" xmlns:wp14="http://schemas.microsoft.com/office/word/2010/wordprocessingDrawing" xmlns:wp="http://schemas.openxmlformats.org/drawingml/2006/wordprocessingDrawing" xmlns:w10="urn:schemas-microsoft-com:office:word" xmlns:w="http://schemas.openxmlformats.org/wordprocessingml/2006/main" xmlns:w14="http://schemas.microsoft.com/office/word/2010/wordml" xmlns:w15="http://schemas.microsoft.com/office/word/2012/wordml" xmlns:w16cex="http://schemas.microsoft.com/office/word/2018/wordml/cex" xmlns:w16cid="http://schemas.microsoft.com/office/word/2016/wordml/cid" xmlns:w16="http://schemas.microsoft.com/office/word/2018/wordml" xmlns:w16du="http://schemas.microsoft.com/office/word/2023/wordml/word16du" xmlns:w16sdtdh="http://schemas.microsoft.com/office/word/2020/wordml/sdtdatahash" xmlns:w16sdtfl="http://schemas.microsoft.com/office/word/2024/wordml/sdtformatlock" xmlns:w16se="http://schemas.microsoft.com/office/word/2015/wordml/symex" xmlns:wpg="http://schemas.microsoft.com/office/word/2010/wordprocessingGroup" xmlns:wpi="http://schemas.microsoft.com/office/word/2010/wordprocessingInk" xmlns:wne="http://schemas.microsoft.com/office/word/2006/wordml" xmlns:wps="http://schemas.microsoft.com/office/word/2010/wordprocessingShape" mc:Ignorable="w14 w15 w16se w16cid w16 w16cex w16sdtdh w16sdtfl w16du wp14">
   <w:body>
     <w:p>
       <w:pPr>
@@ -211,15 +211,7 @@
         </w:numPr>
       </w:pPr>
       <w:r>
-        <w:t xml:space="preserve">Según categoría de respuesta: Nominal dicotómica, nominal múltiple, ordinal </w:t>
-      </w:r>
-      <w:proofErr w:type="spellStart"/>
-      <w:r>
-        <w:t>intervalar</w:t>
-      </w:r>
-      <w:proofErr w:type="spellEnd"/>
-      <w:r>
-        <w:t>.</w:t>
+        <w:t>Según categoría de respuesta: Nominal dicotómica, nominal múltiple, ordinal intervalar.</w:t>
       </w:r>
     </w:p>
     <w:p>
@@ -291,7 +283,13 @@
         </w:numPr>
       </w:pPr>
       <w:r>
-        <w:t>Puede orientarse por texto de Asún y por PPT.</w:t>
+        <w:t>Puede orientarse por texto de Asún y por</w:t>
+      </w:r>
+      <w:r>
+        <w:t xml:space="preserve"> clases 9 y 10</w:t>
+      </w:r>
+      <w:r>
+        <w:t>.</w:t>
       </w:r>
     </w:p>
     <w:p>
@@ -310,6 +308,27 @@
           <w:u w:val="single"/>
         </w:rPr>
         <w:t xml:space="preserve">Recuerde orientarse por preguntas de cuestionario que ya hayan sido realizadas en otras encuestas similares a las suyas. </w:t>
+      </w:r>
+    </w:p>
+    <w:p>
+      <w:pPr>
+        <w:pStyle w:val="Prrafodelista"/>
+        <w:numPr>
+          <w:ilvl w:val="1"/>
+          <w:numId w:val="5"/>
+        </w:numPr>
+      </w:pPr>
+      <w:r>
+        <w:t>Operacionalización: incluir y definir correctamente y/o justificar la denominación de dimensiones, subdimensiones e indicadores.</w:t>
+      </w:r>
+      <w:r>
+        <w:t xml:space="preserve"> (Ver ejemplo </w:t>
+      </w:r>
+      <w:r>
+        <w:t>en Anexo</w:t>
+      </w:r>
+      <w:r>
+        <w:t>)</w:t>
       </w:r>
     </w:p>
     <w:p>
@@ -681,16 +700,11 @@
         <w:t>de forma</w:t>
       </w:r>
       <w:r>
-        <w:t xml:space="preserve"> </w:t>
-      </w:r>
-      <w:proofErr w:type="spellStart"/>
-      <w:r>
-        <w:t>autoponderad</w:t>
+        <w:t xml:space="preserve"> autoponderad</w:t>
       </w:r>
       <w:r>
         <w:t>a</w:t>
       </w:r>
-      <w:proofErr w:type="spellEnd"/>
       <w:r>
         <w:t xml:space="preserve"> (cada pregunta o dimensión vale lo mismo) o con ponderación (se asigna un peso específico a cada pregunta o dimensión). </w:t>
       </w:r>
@@ -751,15 +765,7 @@
         </w:numPr>
       </w:pPr>
       <w:r>
-        <w:t xml:space="preserve">desarrollar su cuestionario en Google </w:t>
-      </w:r>
-      <w:proofErr w:type="spellStart"/>
-      <w:r>
-        <w:t>forms</w:t>
-      </w:r>
-      <w:proofErr w:type="spellEnd"/>
-      <w:r>
-        <w:t xml:space="preserve">: </w:t>
+        <w:t xml:space="preserve">desarrollar su cuestionario en Google forms: </w:t>
       </w:r>
     </w:p>
     <w:p>
@@ -779,184 +785,742 @@
     </w:p>
     <w:p>
       <w:pPr>
-        <w:rPr>
-          <w:b/>
-          <w:bCs/>
-        </w:rPr>
-      </w:pPr>
-      <w:r>
-        <w:rPr>
-          <w:b/>
-          <w:bCs/>
-        </w:rPr>
-        <w:t xml:space="preserve">Parte </w:t>
-      </w:r>
-      <w:r>
-        <w:rPr>
-          <w:b/>
-          <w:bCs/>
-        </w:rPr>
-        <w:t>3</w:t>
-      </w:r>
-      <w:r>
-        <w:rPr>
-          <w:b/>
-          <w:bCs/>
-        </w:rPr>
-        <w:t>.</w:t>
+        <w:pStyle w:val="Prrafodelista"/>
+        <w:ind w:left="1440"/>
+      </w:pPr>
+    </w:p>
+    <w:p>
+      <w:pPr>
+        <w:pStyle w:val="Prrafodelista"/>
+        <w:ind w:left="1440"/>
+      </w:pPr>
+    </w:p>
+    <w:p>
+      <w:pPr>
+        <w:pStyle w:val="Prrafodelista"/>
+        <w:ind w:left="1440"/>
+      </w:pPr>
+    </w:p>
+    <w:p>
+      <w:r>
+        <w:br w:type="page"/>
+      </w:r>
+      <w:commentRangeStart w:id="0"/>
+      <w:r>
+        <w:lastRenderedPageBreak/>
+        <w:t>ANEXO</w:t>
+      </w:r>
+      <w:commentRangeEnd w:id="0"/>
+      <w:r>
+        <w:rPr>
+          <w:rStyle w:val="Refdecomentario"/>
+          <w:sz w:val="22"/>
+          <w:szCs w:val="22"/>
+        </w:rPr>
+        <w:commentReference w:id="0"/>
+      </w:r>
+      <w:r>
+        <w:t xml:space="preserve"> </w:t>
+      </w:r>
+    </w:p>
+    <w:p>
+      <w:r>
+        <w:t xml:space="preserve">Ejemplo </w:t>
+      </w:r>
+      <w:r>
+        <w:t>definiciones en operacionalización</w:t>
       </w:r>
     </w:p>
     <w:p>
       <w:pPr>
         <w:pStyle w:val="Prrafodelista"/>
         <w:numPr>
-          <w:ilvl w:val="0"/>
-          <w:numId w:val="6"/>
+          <w:ilvl w:val="3"/>
+          <w:numId w:val="5"/>
         </w:numPr>
-      </w:pPr>
-      <w:r>
-        <w:t xml:space="preserve">El trabajo será presentado el </w:t>
-      </w:r>
-      <w:r>
-        <w:t>10</w:t>
-      </w:r>
-      <w:r>
-        <w:t xml:space="preserve"> de diciembre, donde deberá realizar una presentación de no más de </w:t>
-      </w:r>
-      <w:r>
-        <w:t>20</w:t>
-      </w:r>
-      <w:r>
-        <w:t xml:space="preserve"> minutos, señalar: </w:t>
+        <w:rPr>
+          <w:b/>
+          <w:bCs/>
+          <w:lang w:val="es-ES"/>
+        </w:rPr>
+      </w:pPr>
+      <w:r>
+        <w:rPr>
+          <w:b/>
+          <w:bCs/>
+          <w:lang w:val="es-ES"/>
+        </w:rPr>
+        <w:t>Concepto latente: Capital social</w:t>
+      </w:r>
+    </w:p>
+    <w:p>
+      <w:pPr>
+        <w:rPr>
+          <w:lang w:val="es-ES"/>
+        </w:rPr>
+      </w:pPr>
+      <w:r>
+        <w:rPr>
+          <w:b/>
+          <w:bCs/>
+          <w:lang w:val="es-ES"/>
+        </w:rPr>
+        <w:t>D</w:t>
+      </w:r>
+      <w:r>
+        <w:rPr>
+          <w:b/>
+          <w:bCs/>
+          <w:lang w:val="es-ES"/>
+        </w:rPr>
+        <w:t>iscusión y definición</w:t>
+      </w:r>
+      <w:r>
+        <w:rPr>
+          <w:b/>
+          <w:bCs/>
+          <w:lang w:val="es-ES"/>
+        </w:rPr>
+        <w:t xml:space="preserve"> teórica</w:t>
+      </w:r>
+      <w:r>
+        <w:rPr>
+          <w:lang w:val="es-ES"/>
+        </w:rPr>
+        <w:t xml:space="preserve"> (va en el marco teórico</w:t>
+      </w:r>
+      <w:r>
+        <w:rPr>
+          <w:lang w:val="es-ES"/>
+        </w:rPr>
+        <w:t>/Antecedentes</w:t>
+      </w:r>
+      <w:r>
+        <w:rPr>
+          <w:lang w:val="es-ES"/>
+        </w:rPr>
+        <w:t>)</w:t>
+      </w:r>
+    </w:p>
+    <w:p>
+      <w:pPr>
+        <w:jc w:val="both"/>
+        <w:rPr>
+          <w:lang w:val="es-ES"/>
+        </w:rPr>
+      </w:pPr>
+      <w:r>
+        <w:rPr>
+          <w:lang w:val="es-ES"/>
+        </w:rPr>
+        <w:t xml:space="preserve">El capital social se entiende como el conjunto de recursos </w:t>
+      </w:r>
+      <w:r>
+        <w:rPr>
+          <w:lang w:val="es-ES"/>
+        </w:rPr>
+        <w:t>-</w:t>
+      </w:r>
+      <w:r>
+        <w:rPr>
+          <w:lang w:val="es-ES"/>
+        </w:rPr>
+        <w:t>actuales o potenciales</w:t>
+      </w:r>
+      <w:r>
+        <w:rPr>
+          <w:lang w:val="es-ES"/>
+        </w:rPr>
+        <w:t>-</w:t>
+      </w:r>
+      <w:r>
+        <w:rPr>
+          <w:lang w:val="es-ES"/>
+        </w:rPr>
+        <w:t xml:space="preserve"> a los que un individuo accede en virtud de su pertenencia a una red durable de relaciones más o menos institucionalizadas de reconocimiento mutuo (Bourdieu, 1986). Desde una perspectiva complementaria, Putnam (2000) lo define como las características de la organización social </w:t>
+      </w:r>
+      <w:r>
+        <w:rPr>
+          <w:lang w:val="es-ES"/>
+        </w:rPr>
+        <w:t>(</w:t>
+      </w:r>
+      <w:r>
+        <w:rPr>
+          <w:lang w:val="es-ES"/>
+        </w:rPr>
+        <w:t>redes, normas y confianza</w:t>
+      </w:r>
+      <w:r>
+        <w:rPr>
+          <w:lang w:val="es-ES"/>
+        </w:rPr>
+        <w:t>)</w:t>
+      </w:r>
+      <w:r>
+        <w:rPr>
+          <w:lang w:val="es-ES"/>
+        </w:rPr>
+        <w:t xml:space="preserve"> que facilitan la coordinación y cooperación para el beneficio mutuo.</w:t>
+      </w:r>
+    </w:p>
+    <w:p>
+      <w:pPr>
+        <w:rPr>
+          <w:lang w:val="es-ES"/>
+        </w:rPr>
+      </w:pPr>
+      <w:r>
+        <w:rPr>
+          <w:b/>
+          <w:bCs/>
+          <w:lang w:val="es-ES"/>
+        </w:rPr>
+        <w:t>Definición nominal</w:t>
+      </w:r>
+      <w:r>
+        <w:rPr>
+          <w:lang w:val="es-ES"/>
+        </w:rPr>
+        <w:t xml:space="preserve"> (al final del marco teórico, justo antes de operacionalizar)</w:t>
+      </w:r>
+    </w:p>
+    <w:p>
+      <w:pPr>
+        <w:rPr>
+          <w:lang w:val="es-ES"/>
+        </w:rPr>
+      </w:pPr>
+      <w:r>
+        <w:rPr>
+          <w:lang w:val="es-ES"/>
+        </w:rPr>
+        <w:t xml:space="preserve">En esta investigación, el capital social será entendido como el conjunto de </w:t>
+      </w:r>
+      <w:r>
+        <w:rPr>
+          <w:b/>
+          <w:bCs/>
+          <w:lang w:val="es-ES"/>
+        </w:rPr>
+        <w:t>vínculos sociales, normas compartidas y niveles de confianza</w:t>
+      </w:r>
+      <w:r>
+        <w:rPr>
+          <w:lang w:val="es-ES"/>
+        </w:rPr>
+        <w:t xml:space="preserve"> que un individuo posee y que le permiten acceder a recursos a través de su participación en redes sociales.</w:t>
       </w:r>
     </w:p>
     <w:p>
       <w:pPr>
         <w:pStyle w:val="Prrafodelista"/>
         <w:numPr>
-          <w:ilvl w:val="1"/>
-          <w:numId w:val="6"/>
+          <w:ilvl w:val="3"/>
+          <w:numId w:val="5"/>
         </w:numPr>
-      </w:pPr>
-      <w:r>
-        <w:t>Pregunta, objetivos, relevancia e hipótesis de investigación</w:t>
+        <w:rPr>
+          <w:b/>
+          <w:bCs/>
+          <w:lang w:val="es-ES"/>
+        </w:rPr>
+      </w:pPr>
+      <w:r>
+        <w:rPr>
+          <w:b/>
+          <w:bCs/>
+          <w:lang w:val="es-ES"/>
+        </w:rPr>
+        <w:t>Dimensiones (cada una con su definición)</w:t>
+      </w:r>
+    </w:p>
+    <w:p>
+      <w:r>
+        <w:rPr>
+          <w:b/>
+          <w:bCs/>
+        </w:rPr>
+        <w:t>Dimensión 1: Redes sociales</w:t>
+      </w:r>
+      <w:r>
+        <w:rPr>
+          <w:b/>
+          <w:bCs/>
+        </w:rPr>
+        <w:br/>
+      </w:r>
+      <w:r>
+        <w:t xml:space="preserve">Refiere a la estructura y composición de los vínculos interpersonales que mantiene el individuo. No basta con tener contactos: importa con quién, cuántos y de qué tipo. Esta dimensión captura el aspecto </w:t>
+      </w:r>
+      <w:r>
+        <w:rPr>
+          <w:i/>
+          <w:iCs/>
+        </w:rPr>
+        <w:t>relacional</w:t>
+      </w:r>
+      <w:r>
+        <w:t xml:space="preserve"> del capital social.</w:t>
+      </w:r>
+    </w:p>
+    <w:p>
+      <w:pPr>
+        <w:rPr>
+          <w:lang w:val="es-ES"/>
+        </w:rPr>
+      </w:pPr>
+      <w:r>
+        <w:rPr>
+          <w:b/>
+          <w:bCs/>
+          <w:lang w:val="es-ES"/>
+        </w:rPr>
+        <w:t>Dimensión 2: Confianza</w:t>
+      </w:r>
+      <w:r>
+        <w:rPr>
+          <w:b/>
+          <w:bCs/>
+          <w:lang w:val="es-ES"/>
+        </w:rPr>
+        <w:br/>
+      </w:r>
+      <w:r>
+        <w:rPr>
+          <w:lang w:val="es-ES"/>
+        </w:rPr>
+        <w:t xml:space="preserve">Refiere a la disposición del individuo a asumir que otros actuarán de manera predecible y benevolente. Es el componente </w:t>
+      </w:r>
+      <w:r>
+        <w:rPr>
+          <w:i/>
+          <w:iCs/>
+          <w:lang w:val="es-ES"/>
+        </w:rPr>
+        <w:t>cognitivo-actitudinal</w:t>
+      </w:r>
+      <w:r>
+        <w:rPr>
+          <w:lang w:val="es-ES"/>
+        </w:rPr>
+        <w:t xml:space="preserve"> del capital social: sin confianza, las redes existen pero no se activan como recurso.</w:t>
+      </w:r>
+    </w:p>
+    <w:p>
+      <w:pPr>
+        <w:rPr>
+          <w:lang w:val="es-ES"/>
+        </w:rPr>
+      </w:pPr>
+      <w:r>
+        <w:rPr>
+          <w:b/>
+          <w:bCs/>
+          <w:lang w:val="es-ES"/>
+        </w:rPr>
+        <w:t>Dimensión 3: Normas de reciprocidad</w:t>
+      </w:r>
+      <w:r>
+        <w:rPr>
+          <w:b/>
+          <w:bCs/>
+          <w:lang w:val="es-ES"/>
+        </w:rPr>
+        <w:br/>
+      </w:r>
+      <w:r>
+        <w:rPr>
+          <w:lang w:val="es-ES"/>
+        </w:rPr>
+        <w:t xml:space="preserve">Refiere a las reglas compartidas </w:t>
+      </w:r>
+      <w:r>
+        <w:rPr>
+          <w:lang w:val="es-ES"/>
+        </w:rPr>
+        <w:t>-</w:t>
+      </w:r>
+      <w:r>
+        <w:rPr>
+          <w:lang w:val="es-ES"/>
+        </w:rPr>
+        <w:t>generalmente no escritas</w:t>
+      </w:r>
+      <w:r>
+        <w:rPr>
+          <w:lang w:val="es-ES"/>
+        </w:rPr>
+        <w:t>-</w:t>
+      </w:r>
+      <w:r>
+        <w:rPr>
+          <w:lang w:val="es-ES"/>
+        </w:rPr>
+        <w:t xml:space="preserve"> que regulan el intercambio de favores, apoyo y cooperación dentro de las redes. Es el componente </w:t>
+      </w:r>
+      <w:r>
+        <w:rPr>
+          <w:i/>
+          <w:iCs/>
+          <w:lang w:val="es-ES"/>
+        </w:rPr>
+        <w:t>normativo</w:t>
+      </w:r>
+      <w:r>
+        <w:rPr>
+          <w:lang w:val="es-ES"/>
+        </w:rPr>
+        <w:t xml:space="preserve"> que sostiene en el tiempo los vínculos.</w:t>
       </w:r>
     </w:p>
     <w:p>
       <w:pPr>
         <w:pStyle w:val="Prrafodelista"/>
         <w:numPr>
-          <w:ilvl w:val="1"/>
-          <w:numId w:val="6"/>
+          <w:ilvl w:val="3"/>
+          <w:numId w:val="5"/>
         </w:numPr>
-      </w:pPr>
-      <w:r>
-        <w:t>Definición de conceptos principales y proceso de operacionalización</w:t>
-      </w:r>
-    </w:p>
-    <w:p>
-      <w:pPr>
-        <w:pStyle w:val="Prrafodelista"/>
-        <w:numPr>
-          <w:ilvl w:val="1"/>
-          <w:numId w:val="6"/>
-        </w:numPr>
-      </w:pPr>
-      <w:r>
-        <w:t>Explicación del índice</w:t>
-      </w:r>
-    </w:p>
-    <w:p>
-      <w:pPr>
-        <w:pStyle w:val="Prrafodelista"/>
-        <w:numPr>
-          <w:ilvl w:val="1"/>
-          <w:numId w:val="6"/>
-        </w:numPr>
-      </w:pPr>
-      <w:r>
-        <w:t>Reflexión sobre curso:</w:t>
-      </w:r>
-    </w:p>
-    <w:p>
-      <w:pPr>
-        <w:pStyle w:val="Prrafodelista"/>
-        <w:numPr>
-          <w:ilvl w:val="2"/>
-          <w:numId w:val="6"/>
-        </w:numPr>
-      </w:pPr>
-      <w:r>
-        <w:t>¿Qué aspectos destacaría como positivos en su desempeño personal y como grupo?</w:t>
-      </w:r>
-    </w:p>
-    <w:p>
-      <w:pPr>
-        <w:pStyle w:val="Prrafodelista"/>
-        <w:numPr>
-          <w:ilvl w:val="2"/>
-          <w:numId w:val="6"/>
-        </w:numPr>
-      </w:pPr>
-      <w:r>
-        <w:lastRenderedPageBreak/>
-        <w:t>¿Qué mejoraría en su desempeño individual y cómo grupo para el próximo curso?</w:t>
-      </w:r>
-    </w:p>
-    <w:p>
-      <w:pPr>
-        <w:pStyle w:val="Prrafodelista"/>
-        <w:numPr>
-          <w:ilvl w:val="2"/>
-          <w:numId w:val="6"/>
-        </w:numPr>
-      </w:pPr>
-      <w:r>
-        <w:t>¿Qué aspectos destacaría como positivos en el curso y respecto al equipo docente?</w:t>
-      </w:r>
-    </w:p>
-    <w:p>
-      <w:pPr>
-        <w:pStyle w:val="Prrafodelista"/>
-        <w:numPr>
-          <w:ilvl w:val="2"/>
-          <w:numId w:val="6"/>
-        </w:numPr>
-      </w:pPr>
-      <w:r>
-        <w:t>¿Qué recomendaciones realizaría para mejorar el curso para el equipo docente en este curso y pensando en el próximo semestre?</w:t>
-      </w:r>
-    </w:p>
-    <w:p>
-      <w:pPr>
-        <w:pStyle w:val="Prrafodelista"/>
+        <w:rPr>
+          <w:b/>
+          <w:bCs/>
+          <w:lang w:val="es-ES"/>
+        </w:rPr>
+      </w:pPr>
+      <w:r>
+        <w:rPr>
+          <w:b/>
+          <w:bCs/>
+          <w:lang w:val="es-ES"/>
+        </w:rPr>
+        <w:t>Subdimensiones (cada una con su definición)</w:t>
+      </w:r>
+    </w:p>
+    <w:p>
+      <w:pPr>
+        <w:rPr>
+          <w:b/>
+          <w:bCs/>
+          <w:lang w:val="es-ES"/>
+        </w:rPr>
+      </w:pPr>
+      <w:r>
+        <w:rPr>
+          <w:b/>
+          <w:bCs/>
+          <w:lang w:val="es-ES"/>
+        </w:rPr>
+        <w:t>De la dimensión "Redes sociales" se desprenden:</w:t>
+      </w:r>
+    </w:p>
+    <w:p>
+      <w:pPr>
         <w:numPr>
           <w:ilvl w:val="0"/>
-          <w:numId w:val="6"/>
+          <w:numId w:val="9"/>
         </w:numPr>
-      </w:pPr>
-      <w:r>
-        <w:t xml:space="preserve">Inscriba </w:t>
-      </w:r>
-      <w:r>
-        <w:t>el horario de</w:t>
-      </w:r>
-      <w:r>
-        <w:t xml:space="preserve"> su grupo en: </w:t>
-      </w:r>
-    </w:p>
-    <w:p>
-      <w:pPr>
-        <w:pStyle w:val="Prrafodelista"/>
+        <w:rPr>
+          <w:b/>
+          <w:bCs/>
+          <w:lang w:val="es-ES"/>
+        </w:rPr>
+      </w:pPr>
+      <w:r>
+        <w:rPr>
+          <w:b/>
+          <w:bCs/>
+          <w:i/>
+          <w:iCs/>
+          <w:lang w:val="es-ES"/>
+        </w:rPr>
+        <w:t>Redes informales</w:t>
+      </w:r>
+      <w:r>
+        <w:rPr>
+          <w:lang w:val="es-ES"/>
+        </w:rPr>
+        <w:t xml:space="preserve">: vínculos personales basados en afinidad o parentesco (familia, amigos cercanos, vecinos). Caracterizan el llamado </w:t>
+      </w:r>
+      <w:r>
+        <w:rPr>
+          <w:i/>
+          <w:iCs/>
+          <w:lang w:val="es-ES"/>
+        </w:rPr>
+        <w:t>bonding social capital</w:t>
+      </w:r>
+      <w:r>
+        <w:rPr>
+          <w:lang w:val="es-ES"/>
+        </w:rPr>
+        <w:t>.</w:t>
+      </w:r>
+    </w:p>
+    <w:p>
+      <w:pPr>
         <w:numPr>
-          <w:ilvl w:val="1"/>
-          <w:numId w:val="6"/>
+          <w:ilvl w:val="0"/>
+          <w:numId w:val="9"/>
         </w:numPr>
-      </w:pPr>
-      <w:r>
-        <w:t>https://docs.google.com/document/d/1g7NRPHKPSP05kPGzjYXPbs7slUR4ty5MLTgop2f2IRI/edit?usp=sharing</w:t>
-      </w:r>
-    </w:p>
+        <w:rPr>
+          <w:b/>
+          <w:bCs/>
+          <w:lang w:val="es-ES"/>
+        </w:rPr>
+      </w:pPr>
+      <w:r>
+        <w:rPr>
+          <w:b/>
+          <w:bCs/>
+          <w:i/>
+          <w:iCs/>
+          <w:lang w:val="es-ES"/>
+        </w:rPr>
+        <w:t>Redes formales</w:t>
+      </w:r>
+      <w:r>
+        <w:rPr>
+          <w:b/>
+          <w:bCs/>
+          <w:lang w:val="es-ES"/>
+        </w:rPr>
+        <w:t>:</w:t>
+      </w:r>
+      <w:r>
+        <w:rPr>
+          <w:lang w:val="es-ES"/>
+        </w:rPr>
+        <w:t xml:space="preserve"> vínculos derivados de la participación en organizaciones estructuradas (sindicatos, juntas de vecinos, clubes deportivos, partidos). Caracterizan el </w:t>
+      </w:r>
+      <w:r>
+        <w:rPr>
+          <w:i/>
+          <w:iCs/>
+          <w:lang w:val="es-ES"/>
+        </w:rPr>
+        <w:t>bridging social capital</w:t>
+      </w:r>
+      <w:r>
+        <w:rPr>
+          <w:lang w:val="es-ES"/>
+        </w:rPr>
+        <w:t>.</w:t>
+      </w:r>
+    </w:p>
+    <w:p>
+      <w:pPr>
+        <w:rPr>
+          <w:b/>
+          <w:bCs/>
+          <w:lang w:val="es-ES"/>
+        </w:rPr>
+      </w:pPr>
+      <w:r>
+        <w:rPr>
+          <w:b/>
+          <w:bCs/>
+          <w:lang w:val="es-ES"/>
+        </w:rPr>
+        <w:t>De la dimensión "Confianza" se desprenden:</w:t>
+      </w:r>
+    </w:p>
+    <w:p>
+      <w:pPr>
+        <w:numPr>
+          <w:ilvl w:val="0"/>
+          <w:numId w:val="10"/>
+        </w:numPr>
+        <w:rPr>
+          <w:b/>
+          <w:bCs/>
+          <w:lang w:val="es-ES"/>
+        </w:rPr>
+      </w:pPr>
+      <w:r>
+        <w:rPr>
+          <w:b/>
+          <w:bCs/>
+          <w:i/>
+          <w:iCs/>
+          <w:lang w:val="es-ES"/>
+        </w:rPr>
+        <w:t>Confianza interpersonal</w:t>
+      </w:r>
+      <w:r>
+        <w:rPr>
+          <w:b/>
+          <w:bCs/>
+          <w:lang w:val="es-ES"/>
+        </w:rPr>
+        <w:t xml:space="preserve">: </w:t>
+      </w:r>
+      <w:r>
+        <w:rPr>
+          <w:lang w:val="es-ES"/>
+        </w:rPr>
+        <w:t>grado en que el individuo confía en personas conocidas y desconocidas de su entorno cotidiano.</w:t>
+      </w:r>
+    </w:p>
+    <w:p>
+      <w:pPr>
+        <w:numPr>
+          <w:ilvl w:val="0"/>
+          <w:numId w:val="10"/>
+        </w:numPr>
+        <w:rPr>
+          <w:b/>
+          <w:bCs/>
+          <w:lang w:val="es-ES"/>
+        </w:rPr>
+      </w:pPr>
+      <w:r>
+        <w:rPr>
+          <w:b/>
+          <w:bCs/>
+          <w:i/>
+          <w:iCs/>
+          <w:lang w:val="es-ES"/>
+        </w:rPr>
+        <w:lastRenderedPageBreak/>
+        <w:t>Confianza institucional</w:t>
+      </w:r>
+      <w:r>
+        <w:rPr>
+          <w:b/>
+          <w:bCs/>
+          <w:lang w:val="es-ES"/>
+        </w:rPr>
+        <w:t xml:space="preserve">: </w:t>
+      </w:r>
+      <w:r>
+        <w:rPr>
+          <w:lang w:val="es-ES"/>
+        </w:rPr>
+        <w:t>grado en que el individuo confía en instituciones (gobierno, justicia, policía, medios).</w:t>
+      </w:r>
+    </w:p>
+    <w:p>
+      <w:pPr>
+        <w:rPr>
+          <w:b/>
+          <w:bCs/>
+          <w:lang w:val="es-ES"/>
+        </w:rPr>
+      </w:pPr>
+      <w:r>
+        <w:rPr>
+          <w:b/>
+          <w:bCs/>
+          <w:lang w:val="es-ES"/>
+        </w:rPr>
+        <w:t>De la dimensión "Normas de reciprocidad" se desprenden:</w:t>
+      </w:r>
+    </w:p>
+    <w:p>
+      <w:pPr>
+        <w:numPr>
+          <w:ilvl w:val="0"/>
+          <w:numId w:val="11"/>
+        </w:numPr>
+        <w:rPr>
+          <w:b/>
+          <w:bCs/>
+          <w:lang w:val="es-ES"/>
+        </w:rPr>
+      </w:pPr>
+      <w:r>
+        <w:rPr>
+          <w:b/>
+          <w:bCs/>
+          <w:i/>
+          <w:iCs/>
+          <w:lang w:val="es-ES"/>
+        </w:rPr>
+        <w:t>Reciprocidad específica</w:t>
+      </w:r>
+      <w:r>
+        <w:rPr>
+          <w:b/>
+          <w:bCs/>
+          <w:lang w:val="es-ES"/>
+        </w:rPr>
+        <w:t xml:space="preserve">: </w:t>
+      </w:r>
+      <w:r>
+        <w:rPr>
+          <w:lang w:val="es-ES"/>
+        </w:rPr>
+        <w:t>expectativa de devolución directa de un favor entre dos partes identificables.</w:t>
+      </w:r>
+    </w:p>
+    <w:p>
+      <w:pPr>
+        <w:numPr>
+          <w:ilvl w:val="0"/>
+          <w:numId w:val="11"/>
+        </w:numPr>
+        <w:rPr>
+          <w:b/>
+          <w:bCs/>
+          <w:lang w:val="es-ES"/>
+        </w:rPr>
+      </w:pPr>
+      <w:r>
+        <w:rPr>
+          <w:b/>
+          <w:bCs/>
+          <w:i/>
+          <w:iCs/>
+          <w:lang w:val="es-ES"/>
+        </w:rPr>
+        <w:t>Reciprocidad generalizada</w:t>
+      </w:r>
+      <w:r>
+        <w:rPr>
+          <w:b/>
+          <w:bCs/>
+          <w:lang w:val="es-ES"/>
+        </w:rPr>
+        <w:t xml:space="preserve">: </w:t>
+      </w:r>
+      <w:r>
+        <w:rPr>
+          <w:lang w:val="es-ES"/>
+        </w:rPr>
+        <w:t>expectativa difusa de que actuar bien por otros eventualmente será retribuido por la red en su conjunto.</w:t>
+      </w:r>
+    </w:p>
+    <w:p>
+      <w:pPr>
+        <w:rPr>
+          <w:b/>
+          <w:bCs/>
+          <w:lang w:val="es-ES"/>
+        </w:rPr>
+      </w:pPr>
+    </w:p>
+    <w:p>
+      <w:pPr>
+        <w:rPr>
+          <w:b/>
+          <w:bCs/>
+          <w:lang w:val="es-ES"/>
+        </w:rPr>
+      </w:pPr>
+    </w:p>
+    <w:p>
+      <w:pPr>
+        <w:rPr>
+          <w:lang w:val="es-ES"/>
+        </w:rPr>
+      </w:pPr>
+      <w:r>
+        <w:rPr>
+          <w:lang w:val="es-ES"/>
+        </w:rPr>
+        <w:t xml:space="preserve"> </w:t>
+      </w:r>
+    </w:p>
+    <w:p/>
     <w:sectPr>
       <w:pgSz w:w="12240" w:h="15840"/>
       <w:pgMar w:top="1417" w:right="1701" w:bottom="1417" w:left="1701" w:header="708" w:footer="708" w:gutter="0"/>
@@ -967,8 +1531,47 @@
 </w:document>
 </file>
 
+<file path=word/comments.xml><?xml version="1.0" encoding="utf-8"?>
+<w:comments xmlns:wpc="http://schemas.microsoft.com/office/word/2010/wordprocessingCanvas" xmlns:cx="http://schemas.microsoft.com/office/drawing/2014/chartex" xmlns:cx1="http://schemas.microsoft.com/office/drawing/2015/9/8/chartex" xmlns:cx2="http://schemas.microsoft.com/office/drawing/2015/10/21/chartex" xmlns:cx3="http://schemas.microsoft.com/office/drawing/2016/5/9/chartex" xmlns:cx4="http://schemas.microsoft.com/office/drawing/2016/5/10/chartex" xmlns:cx5="http://schemas.microsoft.com/office/drawing/2016/5/11/chartex" xmlns:cx6="http://schemas.microsoft.com/office/drawing/2016/5/12/chartex" xmlns:cx7="http://schemas.microsoft.com/office/drawing/2016/5/13/chartex" xmlns:cx8="http://schemas.microsoft.com/office/drawing/2016/5/14/chartex" xmlns:mc="http://schemas.openxmlformats.org/markup-compatibility/2006" xmlns:aink="http://schemas.microsoft.com/office/drawing/2016/ink" xmlns:am3d="http://schemas.microsoft.com/office/drawing/2017/model3d" xmlns:o="urn:schemas-microsoft-com:office:office" xmlns:oel="http://schemas.microsoft.com/office/2019/extlst" xmlns:r="http://schemas.openxmlformats.org/officeDocument/2006/relationships" xmlns:m="http://schemas.openxmlformats.org/officeDocument/2006/math" xmlns:v="urn:schemas-microsoft-com:vml" xmlns:wp14="http://schemas.microsoft.com/office/word/2010/wordprocessingDrawing" xmlns:wp="http://schemas.openxmlformats.org/drawingml/2006/wordprocessingDrawing" xmlns:w10="urn:schemas-microsoft-com:office:word" xmlns:w="http://schemas.openxmlformats.org/wordprocessingml/2006/main" xmlns:w14="http://schemas.microsoft.com/office/word/2010/wordml" xmlns:w15="http://schemas.microsoft.com/office/word/2012/wordml" xmlns:w16cex="http://schemas.microsoft.com/office/word/2018/wordml/cex" xmlns:w16cid="http://schemas.microsoft.com/office/word/2016/wordml/cid" xmlns:w16="http://schemas.microsoft.com/office/word/2018/wordml" xmlns:w16du="http://schemas.microsoft.com/office/word/2023/wordml/word16du" xmlns:w16sdtdh="http://schemas.microsoft.com/office/word/2020/wordml/sdtdatahash" xmlns:w16sdtfl="http://schemas.microsoft.com/office/word/2024/wordml/sdtformatlock" xmlns:w16se="http://schemas.microsoft.com/office/word/2015/wordml/symex" xmlns:wpg="http://schemas.microsoft.com/office/word/2010/wordprocessingGroup" xmlns:wpi="http://schemas.microsoft.com/office/word/2010/wordprocessingInk" xmlns:wne="http://schemas.microsoft.com/office/word/2006/wordml" xmlns:wps="http://schemas.microsoft.com/office/word/2010/wordprocessingShape" mc:Ignorable="w14 w15 w16se w16cid w16 w16cex w16sdtdh w16sdtfl w16du wp14">
+  <w:comment w:id="0" w:author="Gino Andres Ocampo Urrutia" w:date="2026-06-17T13:12:00Z" w:initials="GO">
+    <w:p>
+      <w:pPr>
+        <w:pStyle w:val="Textocomentario"/>
+      </w:pPr>
+      <w:r>
+        <w:rPr>
+          <w:rStyle w:val="Refdecomentario"/>
+        </w:rPr>
+        <w:annotationRef/>
+      </w:r>
+      <w:r>
+        <w:t>Este es un anexo de ejemplo de las definiciones de conceptos, dimensiones y subdimensiones. En su trabajo la primera dimensión debe estar en la sección de antecedentes. Las demás definiciones se deben encontrar en el apartado de Operacionalización.</w:t>
+      </w:r>
+    </w:p>
+  </w:comment>
+</w:comments>
+</file>
+
+<file path=word/commentsExtended.xml><?xml version="1.0" encoding="utf-8"?>
+<w15:commentsEx xmlns:wpc="http://schemas.microsoft.com/office/word/2010/wordprocessingCanvas" xmlns:cx="http://schemas.microsoft.com/office/drawing/2014/chartex" xmlns:cx1="http://schemas.microsoft.com/office/drawing/2015/9/8/chartex" xmlns:cx2="http://schemas.microsoft.com/office/drawing/2015/10/21/chartex" xmlns:cx3="http://schemas.microsoft.com/office/drawing/2016/5/9/chartex" xmlns:cx4="http://schemas.microsoft.com/office/drawing/2016/5/10/chartex" xmlns:cx5="http://schemas.microsoft.com/office/drawing/2016/5/11/chartex" xmlns:cx6="http://schemas.microsoft.com/office/drawing/2016/5/12/chartex" xmlns:cx7="http://schemas.microsoft.com/office/drawing/2016/5/13/chartex" xmlns:cx8="http://schemas.microsoft.com/office/drawing/2016/5/14/chartex" xmlns:mc="http://schemas.openxmlformats.org/markup-compatibility/2006" xmlns:aink="http://schemas.microsoft.com/office/drawing/2016/ink" xmlns:am3d="http://schemas.microsoft.com/office/drawing/2017/model3d" xmlns:o="urn:schemas-microsoft-com:office:office" xmlns:oel="http://schemas.microsoft.com/office/2019/extlst" xmlns:r="http://schemas.openxmlformats.org/officeDocument/2006/relationships" xmlns:m="http://schemas.openxmlformats.org/officeDocument/2006/math" xmlns:v="urn:schemas-microsoft-com:vml" xmlns:wp14="http://schemas.microsoft.com/office/word/2010/wordprocessingDrawing" xmlns:wp="http://schemas.openxmlformats.org/drawingml/2006/wordprocessingDrawing" xmlns:w10="urn:schemas-microsoft-com:office:word" xmlns:w="http://schemas.openxmlformats.org/wordprocessingml/2006/main" xmlns:w14="http://schemas.microsoft.com/office/word/2010/wordml" xmlns:w15="http://schemas.microsoft.com/office/word/2012/wordml" xmlns:w16cex="http://schemas.microsoft.com/office/word/2018/wordml/cex" xmlns:w16cid="http://schemas.microsoft.com/office/word/2016/wordml/cid" xmlns:w16="http://schemas.microsoft.com/office/word/2018/wordml" xmlns:w16du="http://schemas.microsoft.com/office/word/2023/wordml/word16du" xmlns:w16sdtdh="http://schemas.microsoft.com/office/word/2020/wordml/sdtdatahash" xmlns:w16sdtfl="http://schemas.microsoft.com/office/word/2024/wordml/sdtformatlock" xmlns:w16se="http://schemas.microsoft.com/office/word/2015/wordml/symex" xmlns:wpg="http://schemas.microsoft.com/office/word/2010/wordprocessingGroup" xmlns:wpi="http://schemas.microsoft.com/office/word/2010/wordprocessingInk" xmlns:wne="http://schemas.microsoft.com/office/word/2006/wordml" xmlns:wps="http://schemas.microsoft.com/office/word/2010/wordprocessingShape" mc:Ignorable="w14 w15 w16se w16cid w16 w16cex w16sdtdh w16sdtfl w16du wp14">
+  <w15:commentEx w15:paraId="1ED58155" w15:done="0"/>
+</w15:commentsEx>
+</file>
+
+<file path=word/commentsExtensible.xml><?xml version="1.0" encoding="utf-8"?>
+<w16cex:commentsExtensible xmlns:wpc="http://schemas.microsoft.com/office/word/2010/wordprocessingCanvas" xmlns:cx="http://schemas.microsoft.com/office/drawing/2014/chartex" xmlns:cx1="http://schemas.microsoft.com/office/drawing/2015/9/8/chartex" xmlns:cx2="http://schemas.microsoft.com/office/drawing/2015/10/21/chartex" xmlns:cx3="http://schemas.microsoft.com/office/drawing/2016/5/9/chartex" xmlns:cx4="http://schemas.microsoft.com/office/drawing/2016/5/10/chartex" xmlns:cx5="http://schemas.microsoft.com/office/drawing/2016/5/11/chartex" xmlns:cx6="http://schemas.microsoft.com/office/drawing/2016/5/12/chartex" xmlns:cx7="http://schemas.microsoft.com/office/drawing/2016/5/13/chartex" xmlns:cx8="http://schemas.microsoft.com/office/drawing/2016/5/14/chartex" xmlns:cr="http://schemas.microsoft.com/office/comments/2020/reactions" xmlns:mc="http://schemas.openxmlformats.org/markup-compatibility/2006" xmlns:aink="http://schemas.microsoft.com/office/drawing/2016/ink" xmlns:am3d="http://schemas.microsoft.com/office/drawing/2017/model3d" xmlns:o="urn:schemas-microsoft-com:office:office" xmlns:oel="http://schemas.microsoft.com/office/2019/extlst" xmlns:r="http://schemas.openxmlformats.org/officeDocument/2006/relationships" xmlns:m="http://schemas.openxmlformats.org/officeDocument/2006/math" xmlns:v="urn:schemas-microsoft-com:vml" xmlns:wp14="http://schemas.microsoft.com/office/word/2010/wordprocessingDrawing" xmlns:wp="http://schemas.openxmlformats.org/drawingml/2006/wordprocessingDrawing" xmlns:w10="urn:schemas-microsoft-com:office:word" xmlns:w="http://schemas.openxmlformats.org/wordprocessingml/2006/main" xmlns:w14="http://schemas.microsoft.com/office/word/2010/wordml" xmlns:w15="http://schemas.microsoft.com/office/word/2012/wordml" xmlns:w16cex="http://schemas.microsoft.com/office/word/2018/wordml/cex" xmlns:w16cid="http://schemas.microsoft.com/office/word/2016/wordml/cid" xmlns:w16="http://schemas.microsoft.com/office/word/2018/wordml" xmlns:w16du="http://schemas.microsoft.com/office/word/2023/wordml/word16du" xmlns:w16sdtdh="http://schemas.microsoft.com/office/word/2020/wordml/sdtdatahash" xmlns:w16sdtfl="http://schemas.microsoft.com/office/word/2024/wordml/sdtformatlock" xmlns:w16se="http://schemas.microsoft.com/office/word/2015/wordml/symex" xmlns:wpg="http://schemas.microsoft.com/office/word/2010/wordprocessingGroup" xmlns:wpi="http://schemas.microsoft.com/office/word/2010/wordprocessingInk" xmlns:wne="http://schemas.microsoft.com/office/word/2006/wordml" xmlns:wps="http://schemas.microsoft.com/office/word/2010/wordprocessingShape" mc:Ignorable="w14 w15 w16se w16cid w16 w16cex w16sdtdh w16sdtfl cr w16du wp14">
+  <w16cex:commentExtensible w16cex:durableId="5E5A47EE" w16cex:dateUtc="2026-06-17T17:12:00Z"/>
+</w16cex:commentsExtensible>
+</file>
+
+<file path=word/commentsIds.xml><?xml version="1.0" encoding="utf-8"?>
+<w16cid:commentsIds xmlns:wpc="http://schemas.microsoft.com/office/word/2010/wordprocessingCanvas" xmlns:cx="http://schemas.microsoft.com/office/drawing/2014/chartex" xmlns:cx1="http://schemas.microsoft.com/office/drawing/2015/9/8/chartex" xmlns:cx2="http://schemas.microsoft.com/office/drawing/2015/10/21/chartex" xmlns:cx3="http://schemas.microsoft.com/office/drawing/2016/5/9/chartex" xmlns:cx4="http://schemas.microsoft.com/office/drawing/2016/5/10/chartex" xmlns:cx5="http://schemas.microsoft.com/office/drawing/2016/5/11/chartex" xmlns:cx6="http://schemas.microsoft.com/office/drawing/2016/5/12/chartex" xmlns:cx7="http://schemas.microsoft.com/office/drawing/2016/5/13/chartex" xmlns:cx8="http://schemas.microsoft.com/office/drawing/2016/5/14/chartex" xmlns:mc="http://schemas.openxmlformats.org/markup-compatibility/2006" xmlns:aink="http://schemas.microsoft.com/office/drawing/2016/ink" xmlns:am3d="http://schemas.microsoft.com/office/drawing/2017/model3d" xmlns:o="urn:schemas-microsoft-com:office:office" xmlns:oel="http://schemas.microsoft.com/office/2019/extlst" xmlns:r="http://schemas.openxmlformats.org/officeDocument/2006/relationships" xmlns:m="http://schemas.openxmlformats.org/officeDocument/2006/math" xmlns:v="urn:schemas-microsoft-com:vml" xmlns:wp14="http://schemas.microsoft.com/office/word/2010/wordprocessingDrawing" xmlns:wp="http://schemas.openxmlformats.org/drawingml/2006/wordprocessingDrawing" xmlns:w10="urn:schemas-microsoft-com:office:word" xmlns:w="http://schemas.openxmlformats.org/wordprocessingml/2006/main" xmlns:w14="http://schemas.microsoft.com/office/word/2010/wordml" xmlns:w15="http://schemas.microsoft.com/office/word/2012/wordml" xmlns:w16cex="http://schemas.microsoft.com/office/word/2018/wordml/cex" xmlns:w16cid="http://schemas.microsoft.com/office/word/2016/wordml/cid" xmlns:w16="http://schemas.microsoft.com/office/word/2018/wordml" xmlns:w16du="http://schemas.microsoft.com/office/word/2023/wordml/word16du" xmlns:w16sdtdh="http://schemas.microsoft.com/office/word/2020/wordml/sdtdatahash" xmlns:w16sdtfl="http://schemas.microsoft.com/office/word/2024/wordml/sdtformatlock" xmlns:w16se="http://schemas.microsoft.com/office/word/2015/wordml/symex" xmlns:wpg="http://schemas.microsoft.com/office/word/2010/wordprocessingGroup" xmlns:wpi="http://schemas.microsoft.com/office/word/2010/wordprocessingInk" xmlns:wne="http://schemas.microsoft.com/office/word/2006/wordml" xmlns:wps="http://schemas.microsoft.com/office/word/2010/wordprocessingShape" mc:Ignorable="w14 w15 w16se w16cid w16 w16cex w16sdtdh w16sdtfl w16du wp14">
+  <w16cid:commentId w16cid:paraId="1ED58155" w16cid:durableId="5E5A47EE"/>
+</w16cid:commentsIds>
+</file>
+
 <file path=word/numbering.xml><?xml version="1.0" encoding="utf-8"?>
-<w:numbering xmlns:wpc="http://schemas.microsoft.com/office/word/2010/wordprocessingCanvas" xmlns:cx="http://schemas.microsoft.com/office/drawing/2014/chartex" xmlns:cx1="http://schemas.microsoft.com/office/drawing/2015/9/8/chartex" xmlns:cx2="http://schemas.microsoft.com/office/drawing/2015/10/21/chartex" xmlns:cx3="http://schemas.microsoft.com/office/drawing/2016/5/9/chartex" xmlns:cx4="http://schemas.microsoft.com/office/drawing/2016/5/10/chartex" xmlns:cx5="http://schemas.microsoft.com/office/drawing/2016/5/11/chartex" xmlns:cx6="http://schemas.microsoft.com/office/drawing/2016/5/12/chartex" xmlns:cx7="http://schemas.microsoft.com/office/drawing/2016/5/13/chartex" xmlns:cx8="http://schemas.microsoft.com/office/drawing/2016/5/14/chartex" xmlns:mc="http://schemas.openxmlformats.org/markup-compatibility/2006" xmlns:aink="http://schemas.microsoft.com/office/drawing/2016/ink" xmlns:am3d="http://schemas.microsoft.com/office/drawing/2017/model3d" xmlns:o="urn:schemas-microsoft-com:office:office" xmlns:oel="http://schemas.microsoft.com/office/2019/extlst" xmlns:r="http://schemas.openxmlformats.org/officeDocument/2006/relationships" xmlns:m="http://schemas.openxmlformats.org/officeDocument/2006/math" xmlns:v="urn:schemas-microsoft-com:vml" xmlns:wp14="http://schemas.microsoft.com/office/word/2010/wordprocessingDrawing" xmlns:wp="http://schemas.openxmlformats.org/drawingml/2006/wordprocessingDrawing" xmlns:w10="urn:schemas-microsoft-com:office:word" xmlns:w="http://schemas.openxmlformats.org/wordprocessingml/2006/main" xmlns:w14="http://schemas.microsoft.com/office/word/2010/wordml" xmlns:w15="http://schemas.microsoft.com/office/word/2012/wordml" xmlns:w16cex="http://schemas.microsoft.com/office/word/2018/wordml/cex" xmlns:w16cid="http://schemas.microsoft.com/office/word/2016/wordml/cid" xmlns:w16="http://schemas.microsoft.com/office/word/2018/wordml" xmlns:w16du="http://schemas.microsoft.com/office/word/2023/wordml/word16du" xmlns:w16sdtdh="http://schemas.microsoft.com/office/word/2020/wordml/sdtdatahash" xmlns:w16se="http://schemas.microsoft.com/office/word/2015/wordml/symex" xmlns:wpg="http://schemas.microsoft.com/office/word/2010/wordprocessingGroup" xmlns:wpi="http://schemas.microsoft.com/office/word/2010/wordprocessingInk" xmlns:wne="http://schemas.microsoft.com/office/word/2006/wordml" xmlns:wps="http://schemas.microsoft.com/office/word/2010/wordprocessingShape" mc:Ignorable="w14 w15 w16se w16cid w16 w16cex w16sdtdh w16du wp14">
+<w:numbering xmlns:wpc="http://schemas.microsoft.com/office/word/2010/wordprocessingCanvas" xmlns:cx="http://schemas.microsoft.com/office/drawing/2014/chartex" xmlns:cx1="http://schemas.microsoft.com/office/drawing/2015/9/8/chartex" xmlns:cx2="http://schemas.microsoft.com/office/drawing/2015/10/21/chartex" xmlns:cx3="http://schemas.microsoft.com/office/drawing/2016/5/9/chartex" xmlns:cx4="http://schemas.microsoft.com/office/drawing/2016/5/10/chartex" xmlns:cx5="http://schemas.microsoft.com/office/drawing/2016/5/11/chartex" xmlns:cx6="http://schemas.microsoft.com/office/drawing/2016/5/12/chartex" xmlns:cx7="http://schemas.microsoft.com/office/drawing/2016/5/13/chartex" xmlns:cx8="http://schemas.microsoft.com/office/drawing/2016/5/14/chartex" xmlns:mc="http://schemas.openxmlformats.org/markup-compatibility/2006" xmlns:aink="http://schemas.microsoft.com/office/drawing/2016/ink" xmlns:am3d="http://schemas.microsoft.com/office/drawing/2017/model3d" xmlns:o="urn:schemas-microsoft-com:office:office" xmlns:oel="http://schemas.microsoft.com/office/2019/extlst" xmlns:r="http://schemas.openxmlformats.org/officeDocument/2006/relationships" xmlns:m="http://schemas.openxmlformats.org/officeDocument/2006/math" xmlns:v="urn:schemas-microsoft-com:vml" xmlns:wp14="http://schemas.microsoft.com/office/word/2010/wordprocessingDrawing" xmlns:wp="http://schemas.openxmlformats.org/drawingml/2006/wordprocessingDrawing" xmlns:w10="urn:schemas-microsoft-com:office:word" xmlns:w="http://schemas.openxmlformats.org/wordprocessingml/2006/main" xmlns:w14="http://schemas.microsoft.com/office/word/2010/wordml" xmlns:w15="http://schemas.microsoft.com/office/word/2012/wordml" xmlns:w16cex="http://schemas.microsoft.com/office/word/2018/wordml/cex" xmlns:w16cid="http://schemas.microsoft.com/office/word/2016/wordml/cid" xmlns:w16="http://schemas.microsoft.com/office/word/2018/wordml" xmlns:w16du="http://schemas.microsoft.com/office/word/2023/wordml/word16du" xmlns:w16sdtdh="http://schemas.microsoft.com/office/word/2020/wordml/sdtdatahash" xmlns:w16sdtfl="http://schemas.microsoft.com/office/word/2024/wordml/sdtformatlock" xmlns:w16se="http://schemas.microsoft.com/office/word/2015/wordml/symex" xmlns:wpg="http://schemas.microsoft.com/office/word/2010/wordprocessingGroup" xmlns:wpi="http://schemas.microsoft.com/office/word/2010/wordprocessingInk" xmlns:wne="http://schemas.microsoft.com/office/word/2006/wordml" xmlns:wps="http://schemas.microsoft.com/office/word/2010/wordprocessingShape" mc:Ignorable="w14 w15 w16se w16cid w16 w16cex w16sdtdh w16sdtfl w16du wp14">
   <w:abstractNum w:abstractNumId="0" w15:restartNumberingAfterBreak="0">
     <w:nsid w:val="11117AEC"/>
     <w:multiLevelType w:val="hybridMultilevel"/>
@@ -1258,6 +1861,304 @@
     </w:lvl>
   </w:abstractNum>
   <w:abstractNum w:abstractNumId="3" w15:restartNumberingAfterBreak="0">
+    <w:nsid w:val="35CE65F4"/>
+    <w:multiLevelType w:val="multilevel"/>
+    <w:tmpl w:val="35F8B172"/>
+    <w:lvl w:ilvl="0">
+      <w:start w:val="1"/>
+      <w:numFmt w:val="bullet"/>
+      <w:lvlText w:val=""/>
+      <w:lvlJc w:val="left"/>
+      <w:pPr>
+        <w:tabs>
+          <w:tab w:val="num" w:pos="720"/>
+        </w:tabs>
+        <w:ind w:left="720" w:hanging="360"/>
+      </w:pPr>
+      <w:rPr>
+        <w:rFonts w:ascii="Symbol" w:hAnsi="Symbol" w:hint="default"/>
+        <w:sz w:val="20"/>
+      </w:rPr>
+    </w:lvl>
+    <w:lvl w:ilvl="1" w:tentative="1">
+      <w:start w:val="1"/>
+      <w:numFmt w:val="bullet"/>
+      <w:lvlText w:val="o"/>
+      <w:lvlJc w:val="left"/>
+      <w:pPr>
+        <w:tabs>
+          <w:tab w:val="num" w:pos="1440"/>
+        </w:tabs>
+        <w:ind w:left="1440" w:hanging="360"/>
+      </w:pPr>
+      <w:rPr>
+        <w:rFonts w:ascii="Courier New" w:hAnsi="Courier New" w:hint="default"/>
+        <w:sz w:val="20"/>
+      </w:rPr>
+    </w:lvl>
+    <w:lvl w:ilvl="2" w:tentative="1">
+      <w:start w:val="1"/>
+      <w:numFmt w:val="bullet"/>
+      <w:lvlText w:val=""/>
+      <w:lvlJc w:val="left"/>
+      <w:pPr>
+        <w:tabs>
+          <w:tab w:val="num" w:pos="2160"/>
+        </w:tabs>
+        <w:ind w:left="2160" w:hanging="360"/>
+      </w:pPr>
+      <w:rPr>
+        <w:rFonts w:ascii="Wingdings" w:hAnsi="Wingdings" w:hint="default"/>
+        <w:sz w:val="20"/>
+      </w:rPr>
+    </w:lvl>
+    <w:lvl w:ilvl="3" w:tentative="1">
+      <w:start w:val="1"/>
+      <w:numFmt w:val="bullet"/>
+      <w:lvlText w:val=""/>
+      <w:lvlJc w:val="left"/>
+      <w:pPr>
+        <w:tabs>
+          <w:tab w:val="num" w:pos="2880"/>
+        </w:tabs>
+        <w:ind w:left="2880" w:hanging="360"/>
+      </w:pPr>
+      <w:rPr>
+        <w:rFonts w:ascii="Wingdings" w:hAnsi="Wingdings" w:hint="default"/>
+        <w:sz w:val="20"/>
+      </w:rPr>
+    </w:lvl>
+    <w:lvl w:ilvl="4" w:tentative="1">
+      <w:start w:val="1"/>
+      <w:numFmt w:val="bullet"/>
+      <w:lvlText w:val=""/>
+      <w:lvlJc w:val="left"/>
+      <w:pPr>
+        <w:tabs>
+          <w:tab w:val="num" w:pos="3600"/>
+        </w:tabs>
+        <w:ind w:left="3600" w:hanging="360"/>
+      </w:pPr>
+      <w:rPr>
+        <w:rFonts w:ascii="Wingdings" w:hAnsi="Wingdings" w:hint="default"/>
+        <w:sz w:val="20"/>
+      </w:rPr>
+    </w:lvl>
+    <w:lvl w:ilvl="5" w:tentative="1">
+      <w:start w:val="1"/>
+      <w:numFmt w:val="bullet"/>
+      <w:lvlText w:val=""/>
+      <w:lvlJc w:val="left"/>
+      <w:pPr>
+        <w:tabs>
+          <w:tab w:val="num" w:pos="4320"/>
+        </w:tabs>
+        <w:ind w:left="4320" w:hanging="360"/>
+      </w:pPr>
+      <w:rPr>
+        <w:rFonts w:ascii="Wingdings" w:hAnsi="Wingdings" w:hint="default"/>
+        <w:sz w:val="20"/>
+      </w:rPr>
+    </w:lvl>
+    <w:lvl w:ilvl="6" w:tentative="1">
+      <w:start w:val="1"/>
+      <w:numFmt w:val="bullet"/>
+      <w:lvlText w:val=""/>
+      <w:lvlJc w:val="left"/>
+      <w:pPr>
+        <w:tabs>
+          <w:tab w:val="num" w:pos="5040"/>
+        </w:tabs>
+        <w:ind w:left="5040" w:hanging="360"/>
+      </w:pPr>
+      <w:rPr>
+        <w:rFonts w:ascii="Wingdings" w:hAnsi="Wingdings" w:hint="default"/>
+        <w:sz w:val="20"/>
+      </w:rPr>
+    </w:lvl>
+    <w:lvl w:ilvl="7" w:tentative="1">
+      <w:start w:val="1"/>
+      <w:numFmt w:val="bullet"/>
+      <w:lvlText w:val=""/>
+      <w:lvlJc w:val="left"/>
+      <w:pPr>
+        <w:tabs>
+          <w:tab w:val="num" w:pos="5760"/>
+        </w:tabs>
+        <w:ind w:left="5760" w:hanging="360"/>
+      </w:pPr>
+      <w:rPr>
+        <w:rFonts w:ascii="Wingdings" w:hAnsi="Wingdings" w:hint="default"/>
+        <w:sz w:val="20"/>
+      </w:rPr>
+    </w:lvl>
+    <w:lvl w:ilvl="8" w:tentative="1">
+      <w:start w:val="1"/>
+      <w:numFmt w:val="bullet"/>
+      <w:lvlText w:val=""/>
+      <w:lvlJc w:val="left"/>
+      <w:pPr>
+        <w:tabs>
+          <w:tab w:val="num" w:pos="6480"/>
+        </w:tabs>
+        <w:ind w:left="6480" w:hanging="360"/>
+      </w:pPr>
+      <w:rPr>
+        <w:rFonts w:ascii="Wingdings" w:hAnsi="Wingdings" w:hint="default"/>
+        <w:sz w:val="20"/>
+      </w:rPr>
+    </w:lvl>
+  </w:abstractNum>
+  <w:abstractNum w:abstractNumId="4" w15:restartNumberingAfterBreak="0">
+    <w:nsid w:val="50953220"/>
+    <w:multiLevelType w:val="multilevel"/>
+    <w:tmpl w:val="5B205468"/>
+    <w:lvl w:ilvl="0">
+      <w:start w:val="1"/>
+      <w:numFmt w:val="bullet"/>
+      <w:lvlText w:val=""/>
+      <w:lvlJc w:val="left"/>
+      <w:pPr>
+        <w:tabs>
+          <w:tab w:val="num" w:pos="720"/>
+        </w:tabs>
+        <w:ind w:left="720" w:hanging="360"/>
+      </w:pPr>
+      <w:rPr>
+        <w:rFonts w:ascii="Symbol" w:hAnsi="Symbol" w:hint="default"/>
+        <w:sz w:val="20"/>
+      </w:rPr>
+    </w:lvl>
+    <w:lvl w:ilvl="1" w:tentative="1">
+      <w:start w:val="1"/>
+      <w:numFmt w:val="bullet"/>
+      <w:lvlText w:val="o"/>
+      <w:lvlJc w:val="left"/>
+      <w:pPr>
+        <w:tabs>
+          <w:tab w:val="num" w:pos="1440"/>
+        </w:tabs>
+        <w:ind w:left="1440" w:hanging="360"/>
+      </w:pPr>
+      <w:rPr>
+        <w:rFonts w:ascii="Courier New" w:hAnsi="Courier New" w:hint="default"/>
+        <w:sz w:val="20"/>
+      </w:rPr>
+    </w:lvl>
+    <w:lvl w:ilvl="2" w:tentative="1">
+      <w:start w:val="1"/>
+      <w:numFmt w:val="bullet"/>
+      <w:lvlText w:val=""/>
+      <w:lvlJc w:val="left"/>
+      <w:pPr>
+        <w:tabs>
+          <w:tab w:val="num" w:pos="2160"/>
+        </w:tabs>
+        <w:ind w:left="2160" w:hanging="360"/>
+      </w:pPr>
+      <w:rPr>
+        <w:rFonts w:ascii="Wingdings" w:hAnsi="Wingdings" w:hint="default"/>
+        <w:sz w:val="20"/>
+      </w:rPr>
+    </w:lvl>
+    <w:lvl w:ilvl="3" w:tentative="1">
+      <w:start w:val="1"/>
+      <w:numFmt w:val="bullet"/>
+      <w:lvlText w:val=""/>
+      <w:lvlJc w:val="left"/>
+      <w:pPr>
+        <w:tabs>
+          <w:tab w:val="num" w:pos="2880"/>
+        </w:tabs>
+        <w:ind w:left="2880" w:hanging="360"/>
+      </w:pPr>
+      <w:rPr>
+        <w:rFonts w:ascii="Wingdings" w:hAnsi="Wingdings" w:hint="default"/>
+        <w:sz w:val="20"/>
+      </w:rPr>
+    </w:lvl>
+    <w:lvl w:ilvl="4" w:tentative="1">
+      <w:start w:val="1"/>
+      <w:numFmt w:val="bullet"/>
+      <w:lvlText w:val=""/>
+      <w:lvlJc w:val="left"/>
+      <w:pPr>
+        <w:tabs>
+          <w:tab w:val="num" w:pos="3600"/>
+        </w:tabs>
+        <w:ind w:left="3600" w:hanging="360"/>
+      </w:pPr>
+      <w:rPr>
+        <w:rFonts w:ascii="Wingdings" w:hAnsi="Wingdings" w:hint="default"/>
+        <w:sz w:val="20"/>
+      </w:rPr>
+    </w:lvl>
+    <w:lvl w:ilvl="5" w:tentative="1">
+      <w:start w:val="1"/>
+      <w:numFmt w:val="bullet"/>
+      <w:lvlText w:val=""/>
+      <w:lvlJc w:val="left"/>
+      <w:pPr>
+        <w:tabs>
+          <w:tab w:val="num" w:pos="4320"/>
+        </w:tabs>
+        <w:ind w:left="4320" w:hanging="360"/>
+      </w:pPr>
+      <w:rPr>
+        <w:rFonts w:ascii="Wingdings" w:hAnsi="Wingdings" w:hint="default"/>
+        <w:sz w:val="20"/>
+      </w:rPr>
+    </w:lvl>
+    <w:lvl w:ilvl="6" w:tentative="1">
+      <w:start w:val="1"/>
+      <w:numFmt w:val="bullet"/>
+      <w:lvlText w:val=""/>
+      <w:lvlJc w:val="left"/>
+      <w:pPr>
+        <w:tabs>
+          <w:tab w:val="num" w:pos="5040"/>
+        </w:tabs>
+        <w:ind w:left="5040" w:hanging="360"/>
+      </w:pPr>
+      <w:rPr>
+        <w:rFonts w:ascii="Wingdings" w:hAnsi="Wingdings" w:hint="default"/>
+        <w:sz w:val="20"/>
+      </w:rPr>
+    </w:lvl>
+    <w:lvl w:ilvl="7" w:tentative="1">
+      <w:start w:val="1"/>
+      <w:numFmt w:val="bullet"/>
+      <w:lvlText w:val=""/>
+      <w:lvlJc w:val="left"/>
+      <w:pPr>
+        <w:tabs>
+          <w:tab w:val="num" w:pos="5760"/>
+        </w:tabs>
+        <w:ind w:left="5760" w:hanging="360"/>
+      </w:pPr>
+      <w:rPr>
+        <w:rFonts w:ascii="Wingdings" w:hAnsi="Wingdings" w:hint="default"/>
+        <w:sz w:val="20"/>
+      </w:rPr>
+    </w:lvl>
+    <w:lvl w:ilvl="8" w:tentative="1">
+      <w:start w:val="1"/>
+      <w:numFmt w:val="bullet"/>
+      <w:lvlText w:val=""/>
+      <w:lvlJc w:val="left"/>
+      <w:pPr>
+        <w:tabs>
+          <w:tab w:val="num" w:pos="6480"/>
+        </w:tabs>
+        <w:ind w:left="6480" w:hanging="360"/>
+      </w:pPr>
+      <w:rPr>
+        <w:rFonts w:ascii="Wingdings" w:hAnsi="Wingdings" w:hint="default"/>
+        <w:sz w:val="20"/>
+      </w:rPr>
+    </w:lvl>
+  </w:abstractNum>
+  <w:abstractNum w:abstractNumId="5" w15:restartNumberingAfterBreak="0">
     <w:nsid w:val="595900B9"/>
     <w:multiLevelType w:val="hybridMultilevel"/>
     <w:tmpl w:val="A95E2C44"/>
@@ -1370,7 +2271,156 @@
       </w:rPr>
     </w:lvl>
   </w:abstractNum>
-  <w:abstractNum w:abstractNumId="4" w15:restartNumberingAfterBreak="0">
+  <w:abstractNum w:abstractNumId="6" w15:restartNumberingAfterBreak="0">
+    <w:nsid w:val="61070821"/>
+    <w:multiLevelType w:val="multilevel"/>
+    <w:tmpl w:val="199498B2"/>
+    <w:lvl w:ilvl="0">
+      <w:start w:val="1"/>
+      <w:numFmt w:val="bullet"/>
+      <w:lvlText w:val=""/>
+      <w:lvlJc w:val="left"/>
+      <w:pPr>
+        <w:tabs>
+          <w:tab w:val="num" w:pos="720"/>
+        </w:tabs>
+        <w:ind w:left="720" w:hanging="360"/>
+      </w:pPr>
+      <w:rPr>
+        <w:rFonts w:ascii="Symbol" w:hAnsi="Symbol" w:hint="default"/>
+        <w:sz w:val="20"/>
+      </w:rPr>
+    </w:lvl>
+    <w:lvl w:ilvl="1" w:tentative="1">
+      <w:start w:val="1"/>
+      <w:numFmt w:val="bullet"/>
+      <w:lvlText w:val="o"/>
+      <w:lvlJc w:val="left"/>
+      <w:pPr>
+        <w:tabs>
+          <w:tab w:val="num" w:pos="1440"/>
+        </w:tabs>
+        <w:ind w:left="1440" w:hanging="360"/>
+      </w:pPr>
+      <w:rPr>
+        <w:rFonts w:ascii="Courier New" w:hAnsi="Courier New" w:hint="default"/>
+        <w:sz w:val="20"/>
+      </w:rPr>
+    </w:lvl>
+    <w:lvl w:ilvl="2" w:tentative="1">
+      <w:start w:val="1"/>
+      <w:numFmt w:val="bullet"/>
+      <w:lvlText w:val=""/>
+      <w:lvlJc w:val="left"/>
+      <w:pPr>
+        <w:tabs>
+          <w:tab w:val="num" w:pos="2160"/>
+        </w:tabs>
+        <w:ind w:left="2160" w:hanging="360"/>
+      </w:pPr>
+      <w:rPr>
+        <w:rFonts w:ascii="Wingdings" w:hAnsi="Wingdings" w:hint="default"/>
+        <w:sz w:val="20"/>
+      </w:rPr>
+    </w:lvl>
+    <w:lvl w:ilvl="3" w:tentative="1">
+      <w:start w:val="1"/>
+      <w:numFmt w:val="bullet"/>
+      <w:lvlText w:val=""/>
+      <w:lvlJc w:val="left"/>
+      <w:pPr>
+        <w:tabs>
+          <w:tab w:val="num" w:pos="2880"/>
+        </w:tabs>
+        <w:ind w:left="2880" w:hanging="360"/>
+      </w:pPr>
+      <w:rPr>
+        <w:rFonts w:ascii="Wingdings" w:hAnsi="Wingdings" w:hint="default"/>
+        <w:sz w:val="20"/>
+      </w:rPr>
+    </w:lvl>
+    <w:lvl w:ilvl="4" w:tentative="1">
+      <w:start w:val="1"/>
+      <w:numFmt w:val="bullet"/>
+      <w:lvlText w:val=""/>
+      <w:lvlJc w:val="left"/>
+      <w:pPr>
+        <w:tabs>
+          <w:tab w:val="num" w:pos="3600"/>
+        </w:tabs>
+        <w:ind w:left="3600" w:hanging="360"/>
+      </w:pPr>
+      <w:rPr>
+        <w:rFonts w:ascii="Wingdings" w:hAnsi="Wingdings" w:hint="default"/>
+        <w:sz w:val="20"/>
+      </w:rPr>
+    </w:lvl>
+    <w:lvl w:ilvl="5" w:tentative="1">
+      <w:start w:val="1"/>
+      <w:numFmt w:val="bullet"/>
+      <w:lvlText w:val=""/>
+      <w:lvlJc w:val="left"/>
+      <w:pPr>
+        <w:tabs>
+          <w:tab w:val="num" w:pos="4320"/>
+        </w:tabs>
+        <w:ind w:left="4320" w:hanging="360"/>
+      </w:pPr>
+      <w:rPr>
+        <w:rFonts w:ascii="Wingdings" w:hAnsi="Wingdings" w:hint="default"/>
+        <w:sz w:val="20"/>
+      </w:rPr>
+    </w:lvl>
+    <w:lvl w:ilvl="6" w:tentative="1">
+      <w:start w:val="1"/>
+      <w:numFmt w:val="bullet"/>
+      <w:lvlText w:val=""/>
+      <w:lvlJc w:val="left"/>
+      <w:pPr>
+        <w:tabs>
+          <w:tab w:val="num" w:pos="5040"/>
+        </w:tabs>
+        <w:ind w:left="5040" w:hanging="360"/>
+      </w:pPr>
+      <w:rPr>
+        <w:rFonts w:ascii="Wingdings" w:hAnsi="Wingdings" w:hint="default"/>
+        <w:sz w:val="20"/>
+      </w:rPr>
+    </w:lvl>
+    <w:lvl w:ilvl="7" w:tentative="1">
+      <w:start w:val="1"/>
+      <w:numFmt w:val="bullet"/>
+      <w:lvlText w:val=""/>
+      <w:lvlJc w:val="left"/>
+      <w:pPr>
+        <w:tabs>
+          <w:tab w:val="num" w:pos="5760"/>
+        </w:tabs>
+        <w:ind w:left="5760" w:hanging="360"/>
+      </w:pPr>
+      <w:rPr>
+        <w:rFonts w:ascii="Wingdings" w:hAnsi="Wingdings" w:hint="default"/>
+        <w:sz w:val="20"/>
+      </w:rPr>
+    </w:lvl>
+    <w:lvl w:ilvl="8" w:tentative="1">
+      <w:start w:val="1"/>
+      <w:numFmt w:val="bullet"/>
+      <w:lvlText w:val=""/>
+      <w:lvlJc w:val="left"/>
+      <w:pPr>
+        <w:tabs>
+          <w:tab w:val="num" w:pos="6480"/>
+        </w:tabs>
+        <w:ind w:left="6480" w:hanging="360"/>
+      </w:pPr>
+      <w:rPr>
+        <w:rFonts w:ascii="Wingdings" w:hAnsi="Wingdings" w:hint="default"/>
+        <w:sz w:val="20"/>
+      </w:rPr>
+    </w:lvl>
+  </w:abstractNum>
+  <w:abstractNum w:abstractNumId="7" w15:restartNumberingAfterBreak="0">
     <w:nsid w:val="64402B61"/>
     <w:multiLevelType w:val="hybridMultilevel"/>
     <w:tmpl w:val="C74A1EF8"/>
@@ -1456,7 +2506,7 @@
       </w:pPr>
     </w:lvl>
   </w:abstractNum>
-  <w:abstractNum w:abstractNumId="5" w15:restartNumberingAfterBreak="0">
+  <w:abstractNum w:abstractNumId="8" w15:restartNumberingAfterBreak="0">
     <w:nsid w:val="6C8915AB"/>
     <w:multiLevelType w:val="hybridMultilevel"/>
     <w:tmpl w:val="D7D24290"/>
@@ -1542,7 +2592,7 @@
       </w:pPr>
     </w:lvl>
   </w:abstractNum>
-  <w:abstractNum w:abstractNumId="6" w15:restartNumberingAfterBreak="0">
+  <w:abstractNum w:abstractNumId="9" w15:restartNumberingAfterBreak="0">
     <w:nsid w:val="6EEE6F05"/>
     <w:multiLevelType w:val="hybridMultilevel"/>
     <w:tmpl w:val="AA785C9E"/>
@@ -1655,7 +2705,7 @@
       </w:rPr>
     </w:lvl>
   </w:abstractNum>
-  <w:abstractNum w:abstractNumId="7" w15:restartNumberingAfterBreak="0">
+  <w:abstractNum w:abstractNumId="10" w15:restartNumberingAfterBreak="0">
     <w:nsid w:val="72847511"/>
     <w:multiLevelType w:val="hybridMultilevel"/>
     <w:tmpl w:val="9C4A73AA"/>
@@ -1769,7 +2819,7 @@
     </w:lvl>
   </w:abstractNum>
   <w:num w:numId="1" w16cid:durableId="580677305">
-    <w:abstractNumId w:val="6"/>
+    <w:abstractNumId w:val="9"/>
   </w:num>
   <w:num w:numId="2" w16cid:durableId="342363911">
     <w:abstractNumId w:val="1"/>
@@ -1778,25 +2828,42 @@
     <w:abstractNumId w:val="0"/>
   </w:num>
   <w:num w:numId="4" w16cid:durableId="1011369987">
-    <w:abstractNumId w:val="5"/>
+    <w:abstractNumId w:val="8"/>
   </w:num>
   <w:num w:numId="5" w16cid:durableId="1384869522">
     <w:abstractNumId w:val="2"/>
   </w:num>
   <w:num w:numId="6" w16cid:durableId="719666081">
-    <w:abstractNumId w:val="3"/>
+    <w:abstractNumId w:val="5"/>
   </w:num>
   <w:num w:numId="7" w16cid:durableId="1010176280">
+    <w:abstractNumId w:val="10"/>
+  </w:num>
+  <w:num w:numId="8" w16cid:durableId="1567257162">
     <w:abstractNumId w:val="7"/>
   </w:num>
-  <w:num w:numId="8" w16cid:durableId="1567257162">
+  <w:num w:numId="9" w16cid:durableId="1300693968">
     <w:abstractNumId w:val="4"/>
+  </w:num>
+  <w:num w:numId="10" w16cid:durableId="688065701">
+    <w:abstractNumId w:val="6"/>
+  </w:num>
+  <w:num w:numId="11" w16cid:durableId="1874610237">
+    <w:abstractNumId w:val="3"/>
   </w:num>
 </w:numbering>
 </file>
 
+<file path=word/people.xml><?xml version="1.0" encoding="utf-8"?>
+<w15:people xmlns:wpc="http://schemas.microsoft.com/office/word/2010/wordprocessingCanvas" xmlns:cx="http://schemas.microsoft.com/office/drawing/2014/chartex" xmlns:cx1="http://schemas.microsoft.com/office/drawing/2015/9/8/chartex" xmlns:cx2="http://schemas.microsoft.com/office/drawing/2015/10/21/chartex" xmlns:cx3="http://schemas.microsoft.com/office/drawing/2016/5/9/chartex" xmlns:cx4="http://schemas.microsoft.com/office/drawing/2016/5/10/chartex" xmlns:cx5="http://schemas.microsoft.com/office/drawing/2016/5/11/chartex" xmlns:cx6="http://schemas.microsoft.com/office/drawing/2016/5/12/chartex" xmlns:cx7="http://schemas.microsoft.com/office/drawing/2016/5/13/chartex" xmlns:cx8="http://schemas.microsoft.com/office/drawing/2016/5/14/chartex" xmlns:mc="http://schemas.openxmlformats.org/markup-compatibility/2006" xmlns:aink="http://schemas.microsoft.com/office/drawing/2016/ink" xmlns:am3d="http://schemas.microsoft.com/office/drawing/2017/model3d" xmlns:o="urn:schemas-microsoft-com:office:office" xmlns:oel="http://schemas.microsoft.com/office/2019/extlst" xmlns:r="http://schemas.openxmlformats.org/officeDocument/2006/relationships" xmlns:m="http://schemas.openxmlformats.org/officeDocument/2006/math" xmlns:v="urn:schemas-microsoft-com:vml" xmlns:wp14="http://schemas.microsoft.com/office/word/2010/wordprocessingDrawing" xmlns:wp="http://schemas.openxmlformats.org/drawingml/2006/wordprocessingDrawing" xmlns:w10="urn:schemas-microsoft-com:office:word" xmlns:w="http://schemas.openxmlformats.org/wordprocessingml/2006/main" xmlns:w14="http://schemas.microsoft.com/office/word/2010/wordml" xmlns:w15="http://schemas.microsoft.com/office/word/2012/wordml" xmlns:w16cex="http://schemas.microsoft.com/office/word/2018/wordml/cex" xmlns:w16cid="http://schemas.microsoft.com/office/word/2016/wordml/cid" xmlns:w16="http://schemas.microsoft.com/office/word/2018/wordml" xmlns:w16du="http://schemas.microsoft.com/office/word/2023/wordml/word16du" xmlns:w16sdtdh="http://schemas.microsoft.com/office/word/2020/wordml/sdtdatahash" xmlns:w16sdtfl="http://schemas.microsoft.com/office/word/2024/wordml/sdtformatlock" xmlns:w16se="http://schemas.microsoft.com/office/word/2015/wordml/symex" xmlns:wpg="http://schemas.microsoft.com/office/word/2010/wordprocessingGroup" xmlns:wpi="http://schemas.microsoft.com/office/word/2010/wordprocessingInk" xmlns:wne="http://schemas.microsoft.com/office/word/2006/wordml" xmlns:wps="http://schemas.microsoft.com/office/word/2010/wordprocessingShape" mc:Ignorable="w14 w15 w16se w16cid w16 w16cex w16sdtdh w16sdtfl w16du wp14">
+  <w15:person w15:author="Gino Andres Ocampo Urrutia">
+    <w15:presenceInfo w15:providerId="AD" w15:userId="S::gocampo@fen.uchile.cl::d0bb1787-cafc-434e-9ae6-a474951140bb"/>
+  </w15:person>
+</w15:people>
+</file>
+
 <file path=word/styles.xml><?xml version="1.0" encoding="utf-8"?>
-<w:styles xmlns:mc="http://schemas.openxmlformats.org/markup-compatibility/2006" xmlns:r="http://schemas.openxmlformats.org/officeDocument/2006/relationships" xmlns:w="http://schemas.openxmlformats.org/wordprocessingml/2006/main" xmlns:w14="http://schemas.microsoft.com/office/word/2010/wordml" xmlns:w15="http://schemas.microsoft.com/office/word/2012/wordml" xmlns:w16cex="http://schemas.microsoft.com/office/word/2018/wordml/cex" xmlns:w16cid="http://schemas.microsoft.com/office/word/2016/wordml/cid" xmlns:w16="http://schemas.microsoft.com/office/word/2018/wordml" xmlns:w16du="http://schemas.microsoft.com/office/word/2023/wordml/word16du" xmlns:w16sdtdh="http://schemas.microsoft.com/office/word/2020/wordml/sdtdatahash" xmlns:w16se="http://schemas.microsoft.com/office/word/2015/wordml/symex" mc:Ignorable="w14 w15 w16se w16cid w16 w16cex w16sdtdh w16du">
+<w:styles xmlns:mc="http://schemas.openxmlformats.org/markup-compatibility/2006" xmlns:r="http://schemas.openxmlformats.org/officeDocument/2006/relationships" xmlns:w="http://schemas.openxmlformats.org/wordprocessingml/2006/main" xmlns:w14="http://schemas.microsoft.com/office/word/2010/wordml" xmlns:w15="http://schemas.microsoft.com/office/word/2012/wordml" xmlns:w16cex="http://schemas.microsoft.com/office/word/2018/wordml/cex" xmlns:w16cid="http://schemas.microsoft.com/office/word/2016/wordml/cid" xmlns:w16="http://schemas.microsoft.com/office/word/2018/wordml" xmlns:w16du="http://schemas.microsoft.com/office/word/2023/wordml/word16du" xmlns:w16sdtdh="http://schemas.microsoft.com/office/word/2020/wordml/sdtdatahash" xmlns:w16sdtfl="http://schemas.microsoft.com/office/word/2024/wordml/sdtformatlock" xmlns:w16se="http://schemas.microsoft.com/office/word/2015/wordml/symex" mc:Ignorable="w14 w15 w16se w16cid w16 w16cex w16sdtdh w16sdtfl w16du">
   <w:docDefaults>
     <w:rPrDefault>
       <w:rPr>
@@ -2199,7 +3266,6 @@
   <w:style w:type="character" w:default="1" w:styleId="Fuentedeprrafopredeter">
     <w:name w:val="Default Paragraph Font"/>
     <w:uiPriority w:val="1"/>
-    <w:semiHidden/>
     <w:unhideWhenUsed/>
   </w:style>
   <w:style w:type="table" w:default="1" w:styleId="Tablanormal">
@@ -2233,6 +3299,72 @@
       <w:ind w:left="720"/>
       <w:contextualSpacing/>
     </w:pPr>
+  </w:style>
+  <w:style w:type="character" w:styleId="Refdecomentario">
+    <w:name w:val="annotation reference"/>
+    <w:basedOn w:val="Fuentedeprrafopredeter"/>
+    <w:uiPriority w:val="99"/>
+    <w:semiHidden/>
+    <w:unhideWhenUsed/>
+    <w:rsid w:val="00DB6A2A"/>
+    <w:rPr>
+      <w:sz w:val="16"/>
+      <w:szCs w:val="16"/>
+    </w:rPr>
+  </w:style>
+  <w:style w:type="paragraph" w:styleId="Textocomentario">
+    <w:name w:val="annotation text"/>
+    <w:basedOn w:val="Normal"/>
+    <w:link w:val="TextocomentarioCar"/>
+    <w:uiPriority w:val="99"/>
+    <w:unhideWhenUsed/>
+    <w:rsid w:val="00DB6A2A"/>
+    <w:pPr>
+      <w:spacing w:line="240" w:lineRule="auto"/>
+    </w:pPr>
+    <w:rPr>
+      <w:sz w:val="20"/>
+      <w:szCs w:val="20"/>
+    </w:rPr>
+  </w:style>
+  <w:style w:type="character" w:customStyle="1" w:styleId="TextocomentarioCar">
+    <w:name w:val="Texto comentario Car"/>
+    <w:basedOn w:val="Fuentedeprrafopredeter"/>
+    <w:link w:val="Textocomentario"/>
+    <w:uiPriority w:val="99"/>
+    <w:rsid w:val="00DB6A2A"/>
+    <w:rPr>
+      <w:sz w:val="20"/>
+      <w:szCs w:val="20"/>
+    </w:rPr>
+  </w:style>
+  <w:style w:type="paragraph" w:styleId="Asuntodelcomentario">
+    <w:name w:val="annotation subject"/>
+    <w:basedOn w:val="Textocomentario"/>
+    <w:next w:val="Textocomentario"/>
+    <w:link w:val="AsuntodelcomentarioCar"/>
+    <w:uiPriority w:val="99"/>
+    <w:semiHidden/>
+    <w:unhideWhenUsed/>
+    <w:rsid w:val="00DB6A2A"/>
+    <w:rPr>
+      <w:b/>
+      <w:bCs/>
+    </w:rPr>
+  </w:style>
+  <w:style w:type="character" w:customStyle="1" w:styleId="AsuntodelcomentarioCar">
+    <w:name w:val="Asunto del comentario Car"/>
+    <w:basedOn w:val="TextocomentarioCar"/>
+    <w:link w:val="Asuntodelcomentario"/>
+    <w:uiPriority w:val="99"/>
+    <w:semiHidden/>
+    <w:rsid w:val="00DB6A2A"/>
+    <w:rPr>
+      <w:b/>
+      <w:bCs/>
+      <w:sz w:val="20"/>
+      <w:szCs w:val="20"/>
+    </w:rPr>
   </w:style>
 </w:styles>
 </file>
